--- a/АБК/Том СОТ АБК/Акт о смонтированном оборудовании СОТ АБК.docx
+++ b/АБК/Том СОТ АБК/Акт о смонтированном оборудовании СОТ АБК.docx
@@ -403,7 +403,7 @@
           <w:i/>
           <w:sz w:val="20"/>
         </w:rPr>
-        <w:t>Скрытые работы по прокладке кабельных линий освидетельствованы актами № 1-СОТ-АБК, 2-СОТ-АБК.</w:t>
+        <w:t>Скрытые работы (устройство и герметизация кабельных проходок, монтаж кабеленесущих систем, прокладка кабельных линий — в составе, предусмотренном исполнительной документацией) освидетельствованы актами № 1-СОТ-АБК, 2-СОТ-АБК.</w:t>
       </w:r>
     </w:p>
     <w:p>
@@ -582,7 +582,7 @@
                 <w:i w:val="0"/>
                 <w:sz w:val="20"/>
               </w:rPr>
-              <w:t>____________________ / Белоногов И.Ю. /</w:t>
+              <w:t xml:space="preserve">    ___________________ / Белоногов И.Ю. /</w:t>
             </w:r>
           </w:p>
         </w:tc>

--- a/АБК/Том СОТ АБК/Акт о смонтированном оборудовании СОТ АБК.docx
+++ b/АБК/Том СОТ АБК/Акт о смонтированном оборудовании СОТ АБК.docx
@@ -334,7 +334,7 @@
           <w:i/>
           <w:sz w:val="20"/>
         </w:rPr>
-        <w:t>Монтаж выполнен по рабочей документации 16/1/26-СОТ-Р, лист 4. Фактическое расположение оборудования, позиционные обозначения и кабельные трассы отражены в исполнительной документации 16/1/26-ИД-АБК, лист 6, и кабельном журнале 16/1/26-ИД-АБК.КЖ (раздел СОТ).</w:t>
+        <w:t>Монтаж выполнен по рабочей документации 16/1/26-СОТ-Р, лист 4. Фактическое расположение оборудования, позиционные обозначения и кабельные трассы отражены в исполнительной документации 16/1/26-СОТ-ИД-АБК, лист 2, и кабельном журнале 16/1/26-СОТ-ИД-АБК.КЖ.</w:t>
       </w:r>
     </w:p>
     <w:p>
@@ -472,7 +472,7 @@
           <w:i/>
           <w:sz w:val="20"/>
         </w:rPr>
-        <w:t>1. Ведомость смонтированного оборудования. 2. Исполнительная схема 16/1/26-ИД-АБК, лист 6.</w:t>
+        <w:t>1. Ведомость смонтированного оборудования. 2. Исполнительная схема 16/1/26-СОТ-ИД-АБК, лист 2.</w:t>
       </w:r>
     </w:p>
     <w:p>
@@ -679,7 +679,7 @@
           <w:i w:val="0"/>
           <w:sz w:val="20"/>
         </w:rPr>
-        <w:t>система охранная телевизионная (СОТ), здание АБК. Исполнительная документация 16/1/26-ИД-АБК, лист 6</w:t>
+        <w:t>система охранная телевизионная (СОТ), здание АБК. Исполнительная документация 16/1/26-СОТ-ИД-АБК, лист 2</w:t>
       </w:r>
     </w:p>
     <w:tbl>
